--- a/定位點參考.docx
+++ b/定位點參考.docx
@@ -2052,7 +2052,7 @@
                 <w:sz w:val="21"/>
                 <w:szCs w:val="21"/>
               </w:rPr>
-              <w:t>四弘</w:t>
+              <w:t>弘</w:t>
             </w:r>
             <w:r>
               <w:rPr>
@@ -3130,7 +3130,7 @@
                 <w:sz w:val="21"/>
                 <w:szCs w:val="21"/>
               </w:rPr>
-              <w:t>天空破了洞</w:t>
+              <w:t>天空</w:t>
             </w:r>
           </w:p>
         </w:tc>
@@ -3268,7 +3268,7 @@
                 <w:sz w:val="21"/>
                 <w:szCs w:val="21"/>
               </w:rPr>
-              <w:t>做環保</w:t>
+              <w:t>環保</w:t>
             </w:r>
           </w:p>
         </w:tc>
@@ -3406,7 +3406,7 @@
                 <w:sz w:val="21"/>
                 <w:szCs w:val="21"/>
               </w:rPr>
-              <w:t>代謝不住</w:t>
+              <w:t>代謝</w:t>
             </w:r>
           </w:p>
         </w:tc>
@@ -3544,7 +3544,7 @@
                 <w:sz w:val="21"/>
                 <w:szCs w:val="21"/>
               </w:rPr>
-              <w:t>大愛亮起來</w:t>
+              <w:t>大愛</w:t>
             </w:r>
           </w:p>
         </w:tc>
@@ -3905,7 +3905,7 @@
             <w:pPr>
               <w:widowControl/>
               <w:rPr>
-                <w:rFonts w:ascii="Arial" w:hAnsi="Arial" w:cs="新細明體"/>
+                <w:rFonts w:ascii="Arial" w:hAnsi="Arial" w:cs="新細明體" w:hint="eastAsia"/>
                 <w:color w:val="101010"/>
                 <w:kern w:val="0"/>
                 <w:sz w:val="21"/>
@@ -3942,42 +3942,12 @@
               </w:rPr>
               <w:t>貧婆</w:t>
             </w:r>
-            <w:r>
-              <w:rPr>
-                <w:rFonts w:ascii="Arial" w:hAnsi="Arial" w:cs="新細明體"/>
-                <w:color w:val="101010"/>
-                <w:kern w:val="0"/>
-                <w:sz w:val="21"/>
-                <w:szCs w:val="21"/>
-              </w:rPr>
-              <w:t>(</w:t>
-            </w:r>
-            <w:r>
-              <w:rPr>
-                <w:rFonts w:ascii="Arial" w:hAnsi="Arial" w:cs="新細明體" w:hint="eastAsia"/>
-                <w:color w:val="101010"/>
-                <w:kern w:val="0"/>
-                <w:sz w:val="21"/>
-                <w:szCs w:val="21"/>
-              </w:rPr>
-              <w:t>煎包</w:t>
-            </w:r>
-            <w:r>
-              <w:rPr>
-                <w:rFonts w:ascii="Arial" w:hAnsi="Arial" w:cs="新細明體"/>
-                <w:color w:val="101010"/>
-                <w:kern w:val="0"/>
-                <w:sz w:val="21"/>
-                <w:szCs w:val="21"/>
-              </w:rPr>
-              <w:t>)</w:t>
-            </w:r>
-          </w:p>
-          <w:p>
-            <w:pPr>
-              <w:widowControl/>
-              <w:rPr>
-                <w:rFonts w:ascii="Arial" w:hAnsi="Arial" w:cs="新細明體"/>
+          </w:p>
+          <w:p>
+            <w:pPr>
+              <w:widowControl/>
+              <w:rPr>
+                <w:rFonts w:ascii="Arial" w:hAnsi="Arial" w:cs="新細明體" w:hint="eastAsia"/>
                 <w:color w:val="101010"/>
                 <w:kern w:val="0"/>
                 <w:sz w:val="21"/>
@@ -4013,36 +3983,6 @@
                 <w:szCs w:val="21"/>
               </w:rPr>
               <w:t>貧婆</w:t>
-            </w:r>
-            <w:r>
-              <w:rPr>
-                <w:rFonts w:ascii="Arial" w:hAnsi="Arial" w:cs="新細明體"/>
-                <w:color w:val="101010"/>
-                <w:kern w:val="0"/>
-                <w:sz w:val="21"/>
-                <w:szCs w:val="21"/>
-              </w:rPr>
-              <w:t>(</w:t>
-            </w:r>
-            <w:r>
-              <w:rPr>
-                <w:rFonts w:ascii="Arial" w:hAnsi="Arial" w:cs="新細明體" w:hint="eastAsia"/>
-                <w:color w:val="101010"/>
-                <w:kern w:val="0"/>
-                <w:sz w:val="21"/>
-                <w:szCs w:val="21"/>
-              </w:rPr>
-              <w:t>米目</w:t>
-            </w:r>
-            <w:r>
-              <w:rPr>
-                <w:rFonts w:ascii="Arial" w:hAnsi="Arial" w:cs="新細明體"/>
-                <w:color w:val="101010"/>
-                <w:kern w:val="0"/>
-                <w:sz w:val="21"/>
-                <w:szCs w:val="21"/>
-              </w:rPr>
-              <w:t>)</w:t>
             </w:r>
           </w:p>
           <w:p>
@@ -4573,7 +4513,7 @@
                 <w:sz w:val="19"/>
                 <w:szCs w:val="19"/>
               </w:rPr>
-              <w:t>富中之富</w:t>
+              <w:t>富</w:t>
             </w:r>
             <w:r>
               <w:rPr>
@@ -4622,7 +4562,7 @@
                 <w:sz w:val="19"/>
                 <w:szCs w:val="19"/>
               </w:rPr>
-              <w:t>富中之富</w:t>
+              <w:t>富</w:t>
             </w:r>
             <w:r>
               <w:rPr>
@@ -4670,7 +4610,7 @@
                 <w:sz w:val="19"/>
                 <w:szCs w:val="19"/>
               </w:rPr>
-              <w:t>富中之富</w:t>
+              <w:t>富</w:t>
             </w:r>
             <w:r>
               <w:rPr>
@@ -4719,7 +4659,7 @@
                 <w:sz w:val="19"/>
                 <w:szCs w:val="19"/>
               </w:rPr>
-              <w:t>富中之富</w:t>
+              <w:t>富</w:t>
             </w:r>
             <w:r>
               <w:rPr>
@@ -5025,26 +4965,6 @@
             </w:r>
             <w:r>
               <w:rPr>
-                <w:rFonts w:ascii="Arial" w:hAnsi="Arial" w:cs="新細明體" w:hint="eastAsia"/>
-                <w:color w:val="101010"/>
-                <w:kern w:val="0"/>
-                <w:sz w:val="21"/>
-                <w:szCs w:val="21"/>
-              </w:rPr>
-              <w:t>功</w:t>
-            </w:r>
-            <w:r>
-              <w:rPr>
-                <w:rFonts w:ascii="Arial" w:hAnsi="Arial" w:cs="新細明體"/>
-                <w:color w:val="101010"/>
-                <w:kern w:val="0"/>
-                <w:sz w:val="21"/>
-                <w:szCs w:val="21"/>
-              </w:rPr>
-              <w:t>3</w:t>
-            </w:r>
-            <w:r>
-              <w:rPr>
                 <w:rFonts w:hint="eastAsia"/>
               </w:rPr>
               <w:t>約</w:t>
@@ -5075,6 +4995,55 @@
               <w:t>11/13:</w:t>
             </w:r>
             <w:r>
+              <w:t>土耳其</w:t>
+            </w:r>
+          </w:p>
+          <w:p>
+            <w:pPr>
+              <w:widowControl/>
+              <w:rPr>
+                <w:rFonts w:ascii="Arial" w:hAnsi="Arial" w:cs="新細明體"/>
+                <w:color w:val="101010"/>
+                <w:kern w:val="0"/>
+                <w:sz w:val="21"/>
+                <w:szCs w:val="21"/>
+              </w:rPr>
+            </w:pPr>
+            <w:r>
+              <w:rPr>
+                <w:rFonts w:ascii="Arial" w:hAnsi="Arial" w:cs="新細明體"/>
+                <w:color w:val="101010"/>
+                <w:kern w:val="0"/>
+                <w:sz w:val="21"/>
+                <w:szCs w:val="21"/>
+              </w:rPr>
+              <w:t>11/14:</w:t>
+            </w:r>
+            <w:r>
+              <w:t>緬甸</w:t>
+            </w:r>
+          </w:p>
+          <w:p>
+            <w:pPr>
+              <w:rPr>
+                <w:rFonts w:ascii="Arial" w:hAnsi="Arial" w:cs="新細明體"/>
+                <w:color w:val="101010"/>
+                <w:kern w:val="0"/>
+                <w:sz w:val="21"/>
+                <w:szCs w:val="21"/>
+              </w:rPr>
+            </w:pPr>
+            <w:r>
+              <w:rPr>
+                <w:rFonts w:ascii="Arial" w:hAnsi="Arial" w:cs="新細明體"/>
+                <w:color w:val="101010"/>
+                <w:kern w:val="0"/>
+                <w:sz w:val="21"/>
+                <w:szCs w:val="21"/>
+              </w:rPr>
+              <w:t>11/15:</w:t>
+            </w:r>
+            <w:r>
               <w:rPr>
                 <w:rFonts w:ascii="Arial" w:hAnsi="Arial" w:cs="新細明體" w:hint="eastAsia"/>
                 <w:color w:val="101010"/>
@@ -5086,132 +5055,13 @@
             </w:r>
             <w:r>
               <w:rPr>
-                <w:rFonts w:ascii="Arial" w:hAnsi="Arial" w:cs="新細明體" w:hint="eastAsia"/>
-                <w:color w:val="101010"/>
-                <w:kern w:val="0"/>
-                <w:sz w:val="21"/>
-                <w:szCs w:val="21"/>
-              </w:rPr>
-              <w:t>功</w:t>
-            </w:r>
-            <w:r>
-              <w:rPr>
-                <w:rFonts w:ascii="Arial" w:hAnsi="Arial" w:cs="新細明體"/>
-                <w:color w:val="101010"/>
-                <w:kern w:val="0"/>
-                <w:sz w:val="21"/>
-                <w:szCs w:val="21"/>
-              </w:rPr>
-              <w:t>3</w:t>
-            </w:r>
-            <w:r>
-              <w:t>土耳其</w:t>
-            </w:r>
-          </w:p>
-          <w:p>
-            <w:pPr>
-              <w:widowControl/>
-              <w:rPr>
-                <w:rFonts w:ascii="Arial" w:hAnsi="Arial" w:cs="新細明體"/>
-                <w:color w:val="101010"/>
-                <w:kern w:val="0"/>
-                <w:sz w:val="21"/>
-                <w:szCs w:val="21"/>
-              </w:rPr>
-            </w:pPr>
-            <w:r>
-              <w:rPr>
-                <w:rFonts w:ascii="Arial" w:hAnsi="Arial" w:cs="新細明體"/>
-                <w:color w:val="101010"/>
-                <w:kern w:val="0"/>
-                <w:sz w:val="21"/>
-                <w:szCs w:val="21"/>
-              </w:rPr>
-              <w:t>11/14:</w:t>
-            </w:r>
-            <w:r>
-              <w:rPr>
-                <w:rFonts w:ascii="Arial" w:hAnsi="Arial" w:cs="新細明體" w:hint="eastAsia"/>
-                <w:color w:val="101010"/>
-                <w:kern w:val="0"/>
-                <w:sz w:val="21"/>
-                <w:szCs w:val="21"/>
-              </w:rPr>
-              <w:t xml:space="preserve"> </w:t>
-            </w:r>
-            <w:r>
-              <w:rPr>
-                <w:rFonts w:ascii="Arial" w:hAnsi="Arial" w:cs="新細明體" w:hint="eastAsia"/>
-                <w:color w:val="101010"/>
-                <w:kern w:val="0"/>
-                <w:sz w:val="21"/>
-                <w:szCs w:val="21"/>
-              </w:rPr>
-              <w:t>功</w:t>
-            </w:r>
-            <w:r>
-              <w:rPr>
-                <w:rFonts w:ascii="Arial" w:hAnsi="Arial" w:cs="新細明體"/>
-                <w:color w:val="101010"/>
-                <w:kern w:val="0"/>
-                <w:sz w:val="21"/>
-                <w:szCs w:val="21"/>
-              </w:rPr>
-              <w:t>2</w:t>
-            </w:r>
-            <w:r>
-              <w:t>緬甸</w:t>
-            </w:r>
-          </w:p>
-          <w:p>
-            <w:pPr>
-              <w:rPr>
-                <w:rFonts w:ascii="Arial" w:hAnsi="Arial" w:cs="新細明體"/>
-                <w:color w:val="101010"/>
-                <w:kern w:val="0"/>
-                <w:sz w:val="21"/>
-                <w:szCs w:val="21"/>
-              </w:rPr>
-            </w:pPr>
-            <w:r>
-              <w:rPr>
-                <w:rFonts w:ascii="Arial" w:hAnsi="Arial" w:cs="新細明體"/>
-                <w:color w:val="101010"/>
-                <w:kern w:val="0"/>
-                <w:sz w:val="21"/>
-                <w:szCs w:val="21"/>
-              </w:rPr>
-              <w:t>11/15:</w:t>
-            </w:r>
-            <w:r>
-              <w:rPr>
-                <w:rFonts w:ascii="Arial" w:hAnsi="Arial" w:cs="新細明體" w:hint="eastAsia"/>
-                <w:color w:val="101010"/>
-                <w:kern w:val="0"/>
-                <w:sz w:val="21"/>
-                <w:szCs w:val="21"/>
-              </w:rPr>
-              <w:t xml:space="preserve"> </w:t>
-            </w:r>
-            <w:r>
-              <w:rPr>
-                <w:rFonts w:ascii="Arial" w:hAnsi="Arial" w:cs="新細明體" w:hint="eastAsia"/>
-                <w:color w:val="101010"/>
-                <w:kern w:val="0"/>
-                <w:sz w:val="21"/>
-                <w:szCs w:val="21"/>
-              </w:rPr>
-              <w:t>功</w:t>
-            </w:r>
-            <w:r>
-              <w:rPr>
-                <w:rFonts w:ascii="Arial" w:hAnsi="Arial" w:cs="新細明體"/>
-                <w:color w:val="101010"/>
-                <w:kern w:val="0"/>
-                <w:sz w:val="21"/>
-                <w:szCs w:val="21"/>
-              </w:rPr>
-              <w:t>9 921</w:t>
+                <w:rFonts w:ascii="Arial" w:hAnsi="Arial" w:cs="新細明體"/>
+                <w:color w:val="101010"/>
+                <w:kern w:val="0"/>
+                <w:sz w:val="21"/>
+                <w:szCs w:val="21"/>
+              </w:rPr>
+              <w:t>921</w:t>
             </w:r>
           </w:p>
         </w:tc>
@@ -5437,7 +5287,7 @@
             <w:pPr>
               <w:widowControl/>
               <w:rPr>
-                <w:rFonts w:ascii="Arial" w:hAnsi="Arial" w:cs="新細明體"/>
+                <w:rFonts w:ascii="Arial" w:hAnsi="Arial" w:cs="新細明體" w:hint="eastAsia"/>
                 <w:color w:val="101010"/>
                 <w:kern w:val="0"/>
                 <w:sz w:val="21"/>
@@ -5455,37 +5305,7 @@
               <w:t>11/12:</w:t>
             </w:r>
             <w:r>
-              <w:rPr>
-                <w:rFonts w:ascii="Arial" w:hAnsi="Arial" w:cs="新細明體" w:hint="eastAsia"/>
-                <w:color w:val="101010"/>
-                <w:kern w:val="0"/>
-                <w:sz w:val="21"/>
-                <w:szCs w:val="21"/>
-              </w:rPr>
-              <w:t xml:space="preserve"> </w:t>
-            </w:r>
-            <w:r>
-              <w:rPr>
-                <w:rFonts w:ascii="Arial" w:hAnsi="Arial" w:cs="新細明體" w:hint="eastAsia"/>
-                <w:color w:val="101010"/>
-                <w:kern w:val="0"/>
-                <w:sz w:val="21"/>
-                <w:szCs w:val="21"/>
-              </w:rPr>
-              <w:t>功</w:t>
-            </w:r>
-            <w:r>
-              <w:rPr>
-                <w:rFonts w:ascii="Arial" w:hAnsi="Arial" w:cs="新細明體"/>
-                <w:color w:val="101010"/>
-                <w:kern w:val="0"/>
-                <w:sz w:val="21"/>
-                <w:szCs w:val="21"/>
-              </w:rPr>
-              <w:t>6</w:t>
-            </w:r>
-            <w:r>
-              <w:t>黑亮區</w:t>
+              <w:t>黑亮</w:t>
             </w:r>
           </w:p>
           <w:p>
@@ -5517,36 +5337,6 @@
                 <w:sz w:val="21"/>
                 <w:szCs w:val="21"/>
               </w:rPr>
-              <w:t xml:space="preserve"> </w:t>
-            </w:r>
-            <w:r>
-              <w:rPr>
-                <w:rFonts w:ascii="Arial" w:hAnsi="Arial" w:cs="新細明體" w:hint="eastAsia"/>
-                <w:color w:val="101010"/>
-                <w:kern w:val="0"/>
-                <w:sz w:val="21"/>
-                <w:szCs w:val="21"/>
-              </w:rPr>
-              <w:t>功</w:t>
-            </w:r>
-            <w:r>
-              <w:rPr>
-                <w:rFonts w:ascii="Arial" w:hAnsi="Arial" w:cs="新細明體"/>
-                <w:color w:val="101010"/>
-                <w:kern w:val="0"/>
-                <w:sz w:val="21"/>
-                <w:szCs w:val="21"/>
-              </w:rPr>
-              <w:t>8</w:t>
-            </w:r>
-            <w:r>
-              <w:rPr>
-                <w:rFonts w:ascii="Arial" w:hAnsi="Arial" w:cs="新細明體" w:hint="eastAsia"/>
-                <w:color w:val="101010"/>
-                <w:kern w:val="0"/>
-                <w:sz w:val="21"/>
-                <w:szCs w:val="21"/>
-              </w:rPr>
               <w:t>南非</w:t>
             </w:r>
           </w:p>
@@ -5579,37 +5369,7 @@
                 <w:sz w:val="21"/>
                 <w:szCs w:val="21"/>
               </w:rPr>
-              <w:t xml:space="preserve"> </w:t>
-            </w:r>
-            <w:r>
-              <w:rPr>
-                <w:rFonts w:ascii="Arial" w:hAnsi="Arial" w:cs="新細明體" w:hint="eastAsia"/>
-                <w:color w:val="101010"/>
-                <w:kern w:val="0"/>
-                <w:sz w:val="21"/>
-                <w:szCs w:val="21"/>
-              </w:rPr>
-              <w:t>功</w:t>
-            </w:r>
-            <w:r>
-              <w:rPr>
-                <w:rFonts w:ascii="Arial" w:hAnsi="Arial" w:cs="新細明體"/>
-                <w:color w:val="101010"/>
-                <w:kern w:val="0"/>
-                <w:sz w:val="21"/>
-                <w:szCs w:val="21"/>
-              </w:rPr>
-              <w:t>7</w:t>
-            </w:r>
-            <w:r>
-              <w:rPr>
-                <w:rFonts w:ascii="Arial" w:hAnsi="Arial" w:cs="新細明體" w:hint="eastAsia"/>
-                <w:color w:val="101010"/>
-                <w:kern w:val="0"/>
-                <w:sz w:val="21"/>
-                <w:szCs w:val="21"/>
-              </w:rPr>
-              <w:t>八八風災</w:t>
+              <w:t>八八</w:t>
             </w:r>
           </w:p>
           <w:p>
@@ -5641,7 +5401,7 @@
                 <w:sz w:val="21"/>
                 <w:szCs w:val="21"/>
               </w:rPr>
-              <w:t>減災工程</w:t>
+              <w:t>減災</w:t>
             </w:r>
           </w:p>
         </w:tc>
@@ -5901,27 +5661,7 @@
                 <w:sz w:val="21"/>
                 <w:szCs w:val="21"/>
               </w:rPr>
-              <w:t>功</w:t>
-            </w:r>
-            <w:r>
-              <w:rPr>
-                <w:rFonts w:ascii="Arial" w:hAnsi="Arial" w:cs="新細明體"/>
-                <w:color w:val="101010"/>
-                <w:kern w:val="0"/>
-                <w:sz w:val="21"/>
-                <w:szCs w:val="21"/>
-              </w:rPr>
-              <w:t>8</w:t>
-            </w:r>
-            <w:r>
-              <w:rPr>
-                <w:rFonts w:ascii="Arial" w:hAnsi="Arial" w:cs="新細明體" w:hint="eastAsia"/>
-                <w:color w:val="101010"/>
-                <w:kern w:val="0"/>
-                <w:sz w:val="21"/>
-                <w:szCs w:val="21"/>
-              </w:rPr>
-              <w:t>莫三比克</w:t>
+              <w:t>莫三</w:t>
             </w:r>
           </w:p>
           <w:p>
@@ -5963,26 +5703,6 @@
                 <w:sz w:val="21"/>
                 <w:szCs w:val="21"/>
               </w:rPr>
-              <w:t>功</w:t>
-            </w:r>
-            <w:r>
-              <w:rPr>
-                <w:rFonts w:ascii="Arial" w:hAnsi="Arial" w:cs="新細明體"/>
-                <w:color w:val="101010"/>
-                <w:kern w:val="0"/>
-                <w:sz w:val="21"/>
-                <w:szCs w:val="21"/>
-              </w:rPr>
-              <w:t>9</w:t>
-            </w:r>
-            <w:r>
-              <w:rPr>
-                <w:rFonts w:ascii="Arial" w:hAnsi="Arial" w:cs="新細明體" w:hint="eastAsia"/>
-                <w:color w:val="101010"/>
-                <w:kern w:val="0"/>
-                <w:sz w:val="21"/>
-                <w:szCs w:val="21"/>
-              </w:rPr>
               <w:t>印尼</w:t>
             </w:r>
           </w:p>
@@ -6016,26 +5736,6 @@
                 <w:szCs w:val="21"/>
               </w:rPr>
               <w:t xml:space="preserve"> </w:t>
-            </w:r>
-            <w:r>
-              <w:rPr>
-                <w:rFonts w:ascii="Arial" w:hAnsi="Arial" w:cs="新細明體" w:hint="eastAsia"/>
-                <w:color w:val="101010"/>
-                <w:kern w:val="0"/>
-                <w:sz w:val="21"/>
-                <w:szCs w:val="21"/>
-              </w:rPr>
-              <w:t>功</w:t>
-            </w:r>
-            <w:r>
-              <w:rPr>
-                <w:rFonts w:ascii="Arial" w:hAnsi="Arial" w:cs="新細明體"/>
-                <w:color w:val="101010"/>
-                <w:kern w:val="0"/>
-                <w:sz w:val="21"/>
-                <w:szCs w:val="21"/>
-              </w:rPr>
-              <w:t>4</w:t>
             </w:r>
             <w:r>
               <w:rPr>
@@ -6248,9 +5948,132 @@
                 <w:sz w:val="21"/>
                 <w:szCs w:val="21"/>
               </w:rPr>
+              <w:t>黃</w:t>
+            </w:r>
+          </w:p>
+          <w:p>
+            <w:pPr>
+              <w:widowControl/>
+              <w:rPr>
+                <w:rFonts w:ascii="Arial" w:hAnsi="Arial" w:cs="新細明體"/>
+                <w:color w:val="101010"/>
+                <w:kern w:val="0"/>
+                <w:sz w:val="21"/>
+                <w:szCs w:val="21"/>
+              </w:rPr>
+            </w:pPr>
+            <w:r>
+              <w:rPr>
+                <w:rFonts w:ascii="Arial" w:hAnsi="Arial" w:cs="新細明體"/>
+                <w:color w:val="101010"/>
+                <w:kern w:val="0"/>
+                <w:sz w:val="21"/>
+                <w:szCs w:val="21"/>
+              </w:rPr>
+              <w:t>11/15:</w:t>
+            </w:r>
+            <w:r>
+              <w:rPr>
+                <w:rFonts w:ascii="Arial" w:hAnsi="Arial" w:cs="新細明體" w:hint="eastAsia"/>
+                <w:color w:val="101010"/>
+                <w:kern w:val="0"/>
+                <w:sz w:val="21"/>
+                <w:szCs w:val="21"/>
+              </w:rPr>
               <w:t>綠</w:t>
             </w:r>
           </w:p>
+        </w:tc>
+        <w:tc>
+          <w:tcPr>
+            <w:tcW w:w="1076" w:type="pct"/>
+          </w:tcPr>
+          <w:p>
+            <w:pPr>
+              <w:widowControl/>
+              <w:rPr>
+                <w:rFonts w:ascii="Arial" w:hAnsi="Arial" w:cs="新細明體"/>
+                <w:color w:val="101010"/>
+                <w:kern w:val="0"/>
+                <w:sz w:val="21"/>
+                <w:szCs w:val="21"/>
+              </w:rPr>
+            </w:pPr>
+            <w:r>
+              <w:rPr>
+                <w:rFonts w:ascii="Arial" w:hAnsi="Arial" w:cs="新細明體"/>
+                <w:color w:val="101010"/>
+                <w:kern w:val="0"/>
+                <w:sz w:val="21"/>
+                <w:szCs w:val="21"/>
+              </w:rPr>
+              <w:t>11/12:</w:t>
+            </w:r>
+            <w:r>
+              <w:rPr>
+                <w:rFonts w:ascii="Arial" w:hAnsi="Arial" w:cs="新細明體" w:hint="eastAsia"/>
+                <w:color w:val="101010"/>
+                <w:kern w:val="0"/>
+                <w:sz w:val="21"/>
+                <w:szCs w:val="21"/>
+              </w:rPr>
+              <w:t>救災</w:t>
+            </w:r>
+          </w:p>
+          <w:p>
+            <w:pPr>
+              <w:widowControl/>
+              <w:rPr>
+                <w:rFonts w:ascii="Arial" w:hAnsi="Arial" w:cs="新細明體"/>
+                <w:color w:val="101010"/>
+                <w:kern w:val="0"/>
+                <w:sz w:val="21"/>
+                <w:szCs w:val="21"/>
+              </w:rPr>
+            </w:pPr>
+            <w:r>
+              <w:rPr>
+                <w:rFonts w:ascii="Arial" w:hAnsi="Arial" w:cs="新細明體"/>
+                <w:color w:val="101010"/>
+                <w:kern w:val="0"/>
+                <w:sz w:val="21"/>
+                <w:szCs w:val="21"/>
+              </w:rPr>
+              <w:t>11/13:</w:t>
+            </w:r>
+          </w:p>
+          <w:p>
+            <w:pPr>
+              <w:widowControl/>
+              <w:rPr>
+                <w:rFonts w:ascii="Arial" w:hAnsi="Arial" w:cs="新細明體"/>
+                <w:color w:val="101010"/>
+                <w:kern w:val="0"/>
+                <w:sz w:val="21"/>
+                <w:szCs w:val="21"/>
+              </w:rPr>
+            </w:pPr>
+            <w:r>
+              <w:rPr>
+                <w:rFonts w:ascii="Arial" w:hAnsi="Arial" w:cs="新細明體"/>
+                <w:color w:val="101010"/>
+                <w:kern w:val="0"/>
+                <w:sz w:val="21"/>
+                <w:szCs w:val="21"/>
+              </w:rPr>
+              <w:t>11/14:</w:t>
+            </w:r>
+            <w:r>
+              <w:rPr>
+                <w:rFonts w:ascii="Arial" w:hAnsi="Arial" w:cs="新細明體" w:hint="eastAsia"/>
+                <w:color w:val="101010"/>
+                <w:kern w:val="0"/>
+                <w:sz w:val="21"/>
+                <w:szCs w:val="21"/>
+              </w:rPr>
+              <w:t>生世</w:t>
+            </w:r>
+          </w:p>
           <w:p>
             <w:pPr>
               <w:widowControl/>
@@ -6280,210 +6103,7 @@
                 <w:sz w:val="21"/>
                 <w:szCs w:val="21"/>
               </w:rPr>
-              <w:t>綠</w:t>
-            </w:r>
-          </w:p>
-        </w:tc>
-        <w:tc>
-          <w:tcPr>
-            <w:tcW w:w="1076" w:type="pct"/>
-          </w:tcPr>
-          <w:p>
-            <w:pPr>
-              <w:widowControl/>
-              <w:rPr>
-                <w:rFonts w:ascii="Arial" w:hAnsi="Arial" w:cs="新細明體"/>
-                <w:color w:val="101010"/>
-                <w:kern w:val="0"/>
-                <w:sz w:val="21"/>
-                <w:szCs w:val="21"/>
-              </w:rPr>
-            </w:pPr>
-            <w:r>
-              <w:rPr>
-                <w:rFonts w:ascii="Arial" w:hAnsi="Arial" w:cs="新細明體"/>
-                <w:color w:val="101010"/>
-                <w:kern w:val="0"/>
-                <w:sz w:val="21"/>
-                <w:szCs w:val="21"/>
-              </w:rPr>
-              <w:t>11/12:</w:t>
-            </w:r>
-            <w:r>
-              <w:rPr>
-                <w:rFonts w:ascii="Arial" w:hAnsi="Arial" w:cs="新細明體" w:hint="eastAsia"/>
-                <w:color w:val="101010"/>
-                <w:kern w:val="0"/>
-                <w:sz w:val="21"/>
-                <w:szCs w:val="21"/>
-              </w:rPr>
-              <w:t>功</w:t>
-            </w:r>
-            <w:r>
-              <w:rPr>
-                <w:rFonts w:ascii="Arial" w:hAnsi="Arial" w:cs="新細明體"/>
-                <w:color w:val="101010"/>
-                <w:kern w:val="0"/>
-                <w:sz w:val="21"/>
-                <w:szCs w:val="21"/>
-              </w:rPr>
-              <w:t>2</w:t>
-            </w:r>
-            <w:r>
-              <w:rPr>
-                <w:rFonts w:ascii="Arial" w:hAnsi="Arial" w:cs="新細明體" w:hint="eastAsia"/>
-                <w:color w:val="101010"/>
-                <w:kern w:val="0"/>
-                <w:sz w:val="21"/>
-                <w:szCs w:val="21"/>
-              </w:rPr>
-              <w:t>台灣</w:t>
-            </w:r>
-            <w:r>
-              <w:rPr>
-                <w:rFonts w:ascii="Arial" w:hAnsi="Arial" w:cs="新細明體" w:hint="eastAsia"/>
-                <w:color w:val="101010"/>
-                <w:kern w:val="0"/>
-                <w:sz w:val="21"/>
-                <w:szCs w:val="21"/>
-              </w:rPr>
-              <w:t>救災</w:t>
-            </w:r>
-          </w:p>
-          <w:p>
-            <w:pPr>
-              <w:widowControl/>
-              <w:rPr>
-                <w:rFonts w:ascii="Arial" w:hAnsi="Arial" w:cs="新細明體"/>
-                <w:color w:val="101010"/>
-                <w:kern w:val="0"/>
-                <w:sz w:val="21"/>
-                <w:szCs w:val="21"/>
-              </w:rPr>
-            </w:pPr>
-            <w:r>
-              <w:rPr>
-                <w:rFonts w:ascii="Arial" w:hAnsi="Arial" w:cs="新細明體"/>
-                <w:color w:val="101010"/>
-                <w:kern w:val="0"/>
-                <w:sz w:val="21"/>
-                <w:szCs w:val="21"/>
-              </w:rPr>
-              <w:t>11/13:</w:t>
-            </w:r>
-          </w:p>
-          <w:p>
-            <w:pPr>
-              <w:widowControl/>
-              <w:rPr>
-                <w:rFonts w:ascii="Arial" w:hAnsi="Arial" w:cs="新細明體"/>
-                <w:color w:val="101010"/>
-                <w:kern w:val="0"/>
-                <w:sz w:val="21"/>
-                <w:szCs w:val="21"/>
-              </w:rPr>
-            </w:pPr>
-            <w:r>
-              <w:rPr>
-                <w:rFonts w:ascii="Arial" w:hAnsi="Arial" w:cs="新細明體"/>
-                <w:color w:val="101010"/>
-                <w:kern w:val="0"/>
-                <w:sz w:val="21"/>
-                <w:szCs w:val="21"/>
-              </w:rPr>
-              <w:t>11/14:</w:t>
-            </w:r>
-            <w:r>
-              <w:rPr>
-                <w:rFonts w:ascii="Arial" w:hAnsi="Arial" w:cs="新細明體" w:hint="eastAsia"/>
-                <w:color w:val="101010"/>
-                <w:kern w:val="0"/>
-                <w:sz w:val="21"/>
-                <w:szCs w:val="21"/>
-              </w:rPr>
-              <w:t xml:space="preserve"> </w:t>
-            </w:r>
-            <w:r>
-              <w:rPr>
-                <w:rFonts w:ascii="Arial" w:hAnsi="Arial" w:cs="新細明體" w:hint="eastAsia"/>
-                <w:color w:val="101010"/>
-                <w:kern w:val="0"/>
-                <w:sz w:val="21"/>
-                <w:szCs w:val="21"/>
-              </w:rPr>
-              <w:t>功</w:t>
-            </w:r>
-            <w:r>
-              <w:rPr>
-                <w:rFonts w:ascii="Arial" w:hAnsi="Arial" w:cs="新細明體"/>
-                <w:color w:val="101010"/>
-                <w:kern w:val="0"/>
-                <w:sz w:val="21"/>
-                <w:szCs w:val="21"/>
-              </w:rPr>
-              <w:t>8</w:t>
-            </w:r>
-            <w:r>
-              <w:rPr>
-                <w:rFonts w:ascii="Arial" w:hAnsi="Arial" w:cs="新細明體" w:hint="eastAsia"/>
-                <w:color w:val="101010"/>
-                <w:kern w:val="0"/>
-                <w:sz w:val="21"/>
-                <w:szCs w:val="21"/>
-              </w:rPr>
-              <w:t>辛巴威</w:t>
-            </w:r>
-            <w:r>
-              <w:rPr>
-                <w:rFonts w:ascii="Arial" w:hAnsi="Arial" w:cs="新細明體"/>
-                <w:color w:val="101010"/>
-                <w:kern w:val="0"/>
-                <w:sz w:val="21"/>
-                <w:szCs w:val="21"/>
-              </w:rPr>
-              <w:t>/</w:t>
-            </w:r>
-            <w:r>
-              <w:rPr>
-                <w:rFonts w:ascii="Arial" w:hAnsi="Arial" w:cs="新細明體" w:hint="eastAsia"/>
-                <w:color w:val="101010"/>
-                <w:kern w:val="0"/>
-                <w:sz w:val="21"/>
-                <w:szCs w:val="21"/>
-              </w:rPr>
-              <w:t>髻珠喻</w:t>
-            </w:r>
-          </w:p>
-          <w:p>
-            <w:pPr>
-              <w:widowControl/>
-              <w:rPr>
-                <w:rFonts w:ascii="Arial" w:hAnsi="Arial" w:cs="新細明體"/>
-                <w:color w:val="101010"/>
-                <w:kern w:val="0"/>
-                <w:sz w:val="21"/>
-                <w:szCs w:val="21"/>
-              </w:rPr>
-            </w:pPr>
-            <w:r>
-              <w:rPr>
-                <w:rFonts w:ascii="Arial" w:hAnsi="Arial" w:cs="新細明體"/>
-                <w:color w:val="101010"/>
-                <w:kern w:val="0"/>
-                <w:sz w:val="21"/>
-                <w:szCs w:val="21"/>
-              </w:rPr>
-              <w:t>11/15:</w:t>
-            </w:r>
-            <w:r>
-              <w:rPr>
-                <w:rFonts w:ascii="Arial" w:hAnsi="Arial" w:cs="新細明體" w:hint="eastAsia"/>
-                <w:color w:val="101010"/>
-                <w:kern w:val="0"/>
-                <w:sz w:val="21"/>
-                <w:szCs w:val="21"/>
-              </w:rPr>
-              <w:t>報佛恩</w:t>
+              <w:t>佛恩</w:t>
             </w:r>
           </w:p>
         </w:tc>
@@ -6612,16 +6232,6 @@
               </w:rPr>
               <w:t>11/12:</w:t>
             </w:r>
-            <w:r>
-              <w:rPr>
-                <w:rFonts w:ascii="Arial" w:hAnsi="Arial" w:cs="新細明體" w:hint="eastAsia"/>
-                <w:color w:val="101010"/>
-                <w:kern w:val="0"/>
-                <w:sz w:val="21"/>
-                <w:szCs w:val="21"/>
-              </w:rPr>
-              <w:t>黃</w:t>
-            </w:r>
           </w:p>
           <w:p>
             <w:pPr>
@@ -6644,22 +6254,12 @@
               </w:rPr>
               <w:t>11/13:</w:t>
             </w:r>
-            <w:r>
-              <w:rPr>
-                <w:rFonts w:ascii="Arial" w:hAnsi="Arial" w:cs="新細明體" w:hint="eastAsia"/>
-                <w:color w:val="101010"/>
-                <w:kern w:val="0"/>
-                <w:sz w:val="21"/>
-                <w:szCs w:val="21"/>
-              </w:rPr>
-              <w:t>黃</w:t>
-            </w:r>
-          </w:p>
-          <w:p>
-            <w:pPr>
-              <w:widowControl/>
-              <w:rPr>
-                <w:rFonts w:ascii="Arial" w:hAnsi="Arial" w:cs="新細明體"/>
+          </w:p>
+          <w:p>
+            <w:pPr>
+              <w:widowControl/>
+              <w:rPr>
+                <w:rFonts w:ascii="Arial" w:hAnsi="Arial" w:cs="新細明體" w:hint="eastAsia"/>
                 <w:color w:val="101010"/>
                 <w:kern w:val="0"/>
                 <w:sz w:val="21"/>
@@ -6684,7 +6284,7 @@
                 <w:sz w:val="21"/>
                 <w:szCs w:val="21"/>
               </w:rPr>
-              <w:t>黃</w:t>
+              <w:t>綠</w:t>
             </w:r>
           </w:p>
           <w:p>
@@ -6751,6 +6351,16 @@
               </w:rPr>
               <w:t>11/12:</w:t>
             </w:r>
+            <w:r>
+              <w:rPr>
+                <w:rFonts w:ascii="Arial" w:hAnsi="Arial" w:cs="新細明體" w:hint="eastAsia"/>
+                <w:color w:val="101010"/>
+                <w:kern w:val="0"/>
+                <w:sz w:val="21"/>
+                <w:szCs w:val="21"/>
+              </w:rPr>
+              <w:t>髻珠</w:t>
+            </w:r>
           </w:p>
           <w:p>
             <w:pPr>
@@ -6803,7 +6413,7 @@
                 <w:sz w:val="21"/>
                 <w:szCs w:val="21"/>
               </w:rPr>
-              <w:t>生生世世</w:t>
+              <w:t>髻珠</w:t>
             </w:r>
           </w:p>
           <w:p>
@@ -6826,26 +6436,6 @@
                 <w:szCs w:val="21"/>
               </w:rPr>
               <w:t>11/15:</w:t>
-            </w:r>
-            <w:r>
-              <w:rPr>
-                <w:rFonts w:ascii="Arial" w:hAnsi="Arial" w:cs="新細明體" w:hint="eastAsia"/>
-                <w:color w:val="101010"/>
-                <w:kern w:val="0"/>
-                <w:sz w:val="21"/>
-                <w:szCs w:val="21"/>
-              </w:rPr>
-              <w:t>功</w:t>
-            </w:r>
-            <w:r>
-              <w:rPr>
-                <w:rFonts w:ascii="Arial" w:hAnsi="Arial" w:cs="新細明體"/>
-                <w:color w:val="101010"/>
-                <w:kern w:val="0"/>
-                <w:sz w:val="21"/>
-                <w:szCs w:val="21"/>
-              </w:rPr>
-              <w:t>10</w:t>
             </w:r>
             <w:r>
               <w:rPr>
@@ -7058,7 +6648,7 @@
             <w:pPr>
               <w:widowControl/>
               <w:rPr>
-                <w:rFonts w:ascii="Arial" w:hAnsi="Arial" w:cs="新細明體" w:hint="eastAsia"/>
+                <w:rFonts w:ascii="Arial" w:hAnsi="Arial" w:cs="新細明體"/>
                 <w:color w:val="101010"/>
                 <w:kern w:val="0"/>
                 <w:sz w:val="21"/>
@@ -7106,7 +6696,7 @@
                 <w:sz w:val="21"/>
                 <w:szCs w:val="21"/>
               </w:rPr>
-              <w:t>六瑞相</w:t>
+              <w:t>六瑞</w:t>
             </w:r>
           </w:p>
           <w:p>
